--- a/docs/academico/practica-02/F2_Analisis_del_Proceso_Colegio_Andino.docx
+++ b/docs/academico/practica-02/F2_Analisis_del_Proceso_Colegio_Andino.docx
@@ -763,6 +763,7 @@
     </w:p>
     <w:p>
       <w:pPr>
+        <w:keepNext/>
         <w:spacing w:after="80"/>
         <w:ind w:left="284"/>
       </w:pPr>
@@ -1025,6 +1026,7 @@
     </w:p>
     <w:p>
       <w:pPr>
+        <w:keepNext/>
         <w:spacing w:after="80"/>
         <w:ind w:left="284"/>
       </w:pPr>
@@ -4936,6 +4938,7 @@
     </w:p>
     <w:p>
       <w:pPr>
+        <w:keepNext/>
         <w:spacing w:after="80"/>
         <w:ind w:left="284"/>
       </w:pPr>
@@ -5628,7 +5631,16 @@
         <w:ind w:left="567"/>
       </w:pPr>
       <w:r>
-        <w:t xml:space="preserve">• Fuente del AS-IS: `docs/final-report/03-procesos-negocio.md` §3.1 (8 actividades macro, responsables y problemas P1–P5 asociados) — rotulado como «preliminar, pendiente de validación» desde la v1.0.</w:t>
+        <w:t xml:space="preserve">• Fuente del AS-IS: </w:t>
+      </w:r>
+      <w:r>
+        <w:rPr>
+          <w:rFonts w:ascii="Consolas" w:hAnsi="Consolas"/>
+        </w:rPr>
+        <w:t xml:space="preserve">docs/final-report/03-procesos-negocio.md</w:t>
+      </w:r>
+      <w:r>
+        <w:t xml:space="preserve"> §3.1 (8 actividades macro, responsables y problemas P1–P5 asociados) — rotulado como «preliminar, pendiente de validación» desde la v1.0.</w:t>
       </w:r>
     </w:p>
     <w:p>
@@ -5637,7 +5649,16 @@
         <w:ind w:left="567"/>
       </w:pPr>
       <w:r>
-        <w:t xml:space="preserve">• Contexto y problemas: `docs/final-report/02-contexto-problema.md` §2.1–2.2 (sin documentación institucional verificada en el repositorio).</w:t>
+        <w:t xml:space="preserve">• Contexto y problemas: </w:t>
+      </w:r>
+      <w:r>
+        <w:rPr>
+          <w:rFonts w:ascii="Consolas" w:hAnsi="Consolas"/>
+        </w:rPr>
+        <w:t xml:space="preserve">docs/final-report/02-contexto-problema.md</w:t>
+      </w:r>
+      <w:r>
+        <w:t xml:space="preserve"> §2.1–2.2 (sin documentación institucional verificada en el repositorio).</w:t>
       </w:r>
     </w:p>
     <w:p>
@@ -5646,7 +5667,16 @@
         <w:ind w:left="567"/>
       </w:pPr>
       <w:r>
-        <w:t xml:space="preserve">• Informe del BPMN AS-IS v1.0: `docs/final-report/diagram-reports/01-bpmn-as-is-report.md` (el diagrama original del equipo </w:t>
+        <w:t xml:space="preserve">• Informe del BPMN AS-IS v1.0: </w:t>
+      </w:r>
+      <w:r>
+        <w:rPr>
+          <w:rFonts w:ascii="Consolas" w:hAnsi="Consolas"/>
+        </w:rPr>
+        <w:t xml:space="preserve">docs/final-report/diagram-reports/01-bpmn-as-is-report.md</w:t>
+      </w:r>
+      <w:r>
+        <w:t xml:space="preserve"> (el diagrama original del equipo </w:t>
       </w:r>
       <w:r>
         <w:rPr>
@@ -5665,7 +5695,25 @@
         <w:ind w:left="567"/>
       </w:pPr>
       <w:r>
-        <w:t xml:space="preserve">• Guía oficial: `docs/academico/00-fuentes-oficiales/guias/` (Prácticas 02 y 03) y plantillas oficiales de los Formatos 02 y 03 (SHA-256 en `docs/academico/00-fuentes-oficiales/inventory.md`).</w:t>
+        <w:t xml:space="preserve">• Guía oficial: </w:t>
+      </w:r>
+      <w:r>
+        <w:rPr>
+          <w:rFonts w:ascii="Consolas" w:hAnsi="Consolas"/>
+        </w:rPr>
+        <w:t xml:space="preserve">docs/academico/00-fuentes-oficiales/guias/</w:t>
+      </w:r>
+      <w:r>
+        <w:t xml:space="preserve"> (Prácticas 02 y 03) y plantillas oficiales de los Formatos 02 y 03 (SHA-256 en </w:t>
+      </w:r>
+      <w:r>
+        <w:rPr>
+          <w:rFonts w:ascii="Consolas" w:hAnsi="Consolas"/>
+        </w:rPr>
+        <w:t xml:space="preserve">docs/academico/00-fuentes-oficiales/inventory.md</w:t>
+      </w:r>
+      <w:r>
+        <w:t xml:space="preserve">).</w:t>
       </w:r>
     </w:p>
     <w:p>
@@ -5674,7 +5722,34 @@
         <w:ind w:left="567"/>
       </w:pPr>
       <w:r>
-        <w:t xml:space="preserve">• Modelo de datos del documento y generador reproducible: `docs/academico/tools/f27b/` (`m_asis.py`, `build.py`).</w:t>
+        <w:t xml:space="preserve">• Modelo de datos del documento y generador reproducible: </w:t>
+      </w:r>
+      <w:r>
+        <w:rPr>
+          <w:rFonts w:ascii="Consolas" w:hAnsi="Consolas"/>
+        </w:rPr>
+        <w:t xml:space="preserve">docs/academico/tools/f27b/</w:t>
+      </w:r>
+      <w:r>
+        <w:t xml:space="preserve"> (</w:t>
+      </w:r>
+      <w:r>
+        <w:rPr>
+          <w:rFonts w:ascii="Consolas" w:hAnsi="Consolas"/>
+        </w:rPr>
+        <w:t xml:space="preserve">m_asis.py</w:t>
+      </w:r>
+      <w:r>
+        <w:t xml:space="preserve">, </w:t>
+      </w:r>
+      <w:r>
+        <w:rPr>
+          <w:rFonts w:ascii="Consolas" w:hAnsi="Consolas"/>
+        </w:rPr>
+        <w:t xml:space="preserve">build.py</w:t>
+      </w:r>
+      <w:r>
+        <w:t xml:space="preserve">).</w:t>
       </w:r>
     </w:p>
     <w:p>
@@ -5683,7 +5758,25 @@
         <w:ind w:left="567"/>
       </w:pPr>
       <w:r>
-        <w:t xml:space="preserve">• Borradores: `docs/academico/practica-02/diagramas/draft/F2-flujo-as-is-parte1.png` y `…parte2.png`.</w:t>
+        <w:t xml:space="preserve">• Borradores: </w:t>
+      </w:r>
+      <w:r>
+        <w:rPr>
+          <w:rFonts w:ascii="Consolas" w:hAnsi="Consolas"/>
+        </w:rPr>
+        <w:t xml:space="preserve">docs/academico/practica-02/diagramas/draft/F2-flujo-as-is-parte1.png</w:t>
+      </w:r>
+      <w:r>
+        <w:t xml:space="preserve"> y </w:t>
+      </w:r>
+      <w:r>
+        <w:rPr>
+          <w:rFonts w:ascii="Consolas" w:hAnsi="Consolas"/>
+        </w:rPr>
+        <w:t xml:space="preserve">…parte2.png</w:t>
+      </w:r>
+      <w:r>
+        <w:t xml:space="preserve">.</w:t>
       </w:r>
     </w:p>
     <w:p>

--- a/docs/academico/practica-02/F2_Analisis_del_Proceso_Colegio_Andino.docx
+++ b/docs/academico/practica-02/F2_Analisis_del_Proceso_Colegio_Andino.docx
@@ -1954,7 +1954,7 @@
                 <w:sz w:val="18"/>
                 <w:szCs w:val="18"/>
               </w:rPr>
-              <w:t xml:space="preserve">Revisar y preseleccionar candidatos</w:t>
+              <w:t xml:space="preserve">Revisar el CV y preseleccionar al candidato</w:t>
             </w:r>
           </w:p>
         </w:tc>
@@ -1972,7 +1972,7 @@
                 <w:sz w:val="18"/>
                 <w:szCs w:val="18"/>
               </w:rPr>
-              <w:t xml:space="preserve">RR. HH. revisa los CV y decide qué candidatos continúan. No está verificado si se informa a quienes no continúan.</w:t>
+              <w:t xml:space="preserve">RR. HH. revisa el CV de cada candidato y decide si continúa (dentro de SP-01, una vez por candidato). No está verificado si se informa a quien no continúa.</w:t>
             </w:r>
           </w:p>
         </w:tc>
@@ -2807,7 +2807,7 @@
                 <w:sz w:val="18"/>
                 <w:szCs w:val="18"/>
               </w:rPr>
-              <w:t xml:space="preserve">Interno</w:t>
+              <w:t xml:space="preserve">Interno (supuesto de modelado)</w:t>
             </w:r>
           </w:p>
         </w:tc>
@@ -2884,7 +2884,7 @@
                 <w:sz w:val="18"/>
                 <w:szCs w:val="18"/>
               </w:rPr>
-              <w:t xml:space="preserve">Externo</w:t>
+              <w:t xml:space="preserve">Externo (supuesto de modelado)</w:t>
             </w:r>
           </w:p>
         </w:tc>
@@ -2931,6 +2931,15 @@
       </w:r>
       <w:r>
         <w:t xml:space="preserve"> ninguna herramienta informática específica del Colegio. No se afirma que el proceso sea en papel, por correo ni con otra herramienta: queda pendiente de validación.</w:t>
+      </w:r>
+    </w:p>
+    <w:p>
+      <w:pPr>
+        <w:spacing w:after="100"/>
+        <w:ind w:left="284"/>
+      </w:pPr>
+      <w:r>
+        <w:t xml:space="preserve">«Supuesto de modelado»: la fuente (cap. 3 §3.1) nombra a los evaluadores y a los postulantes, pero no dice si los evaluadores son personal del Colegio ni describe la relación del postulante con la institución. El tipo lo asigna el equipo para modelar; no es un hecho institucional verificado.</w:t>
       </w:r>
     </w:p>
     <w:p>
@@ -4019,7 +4028,7 @@
                 <w:sz w:val="18"/>
                 <w:szCs w:val="18"/>
               </w:rPr>
-              <w:t xml:space="preserve">AS-09 Revisar y preseleccionar candidatos</w:t>
+              <w:t xml:space="preserve">AS-09 Revisar el CV y preseleccionar al candidato</w:t>
             </w:r>
           </w:p>
         </w:tc>
